--- a/docs/submission/EmeHub - Thong tin du an.docx
+++ b/docs/submission/EmeHub - Thong tin du an.docx
@@ -80,7 +80,7 @@
       <w:pPr/>
       <w:r>
         <w:rPr/>
-        <w:t xml:space="preserve">Ba ứng dụng nằm sau một địa chỉ duy nhất. Bắt đầu từ EmeHub.</w:t>
+        <w:t xml:space="preserve">Cả suite nằm sau một địa chỉ duy nhất. Bắt đầu từ EmeHub.</w:t>
       </w:r>
     </w:p>
     <w:tbl>
@@ -119,7 +119,7 @@
         <w:tc>
           <w:p>
             <w:r>
-              <w:t xml:space="preserve">EmeHub — hub chứa landing page, navigate tới các QAgent và DAgent</w:t>
+              <w:t xml:space="preserve">EmeHub — hub chứa landing page, navigate tới agent</w:t>
             </w:r>
           </w:p>
         </w:tc>
@@ -135,7 +135,7 @@
         <w:tc>
           <w:p>
             <w:r>
-              <w:t xml:space="preserve">QAgent — agent cho QC/QA</w:t>
+              <w:t xml:space="preserve">Q-Agent — agent cho QC/QA</w:t>
             </w:r>
           </w:p>
         </w:tc>
@@ -143,22 +143,6 @@
           <w:p>
             <w:r>
               <w:t xml:space="preserve">https://hub.chuongnd.click/qagent/</w:t>
-            </w:r>
-          </w:p>
-        </w:tc>
-      </w:tr>
-      <w:tr>
-        <w:tc>
-          <w:p>
-            <w:r>
-              <w:t xml:space="preserve">DAgent — agent cho DEV</w:t>
-            </w:r>
-          </w:p>
-        </w:tc>
-        <w:tc>
-          <w:p>
-            <w:r>
-              <w:t xml:space="preserve">https://hub.chuongnd.click/dagent</w:t>
             </w:r>
           </w:p>
         </w:tc>
@@ -168,7 +152,7 @@
       <w:pPr/>
       <w:r>
         <w:rPr/>
-        <w:t xml:space="preserve">Đăng nhập một lần ở EmeHub là dùng được cả ba, không phải đăng nhập lại khi chuyển sang agent.</w:t>
+        <w:t xml:space="preserve">Đăng nhập một lần ở EmeHub là dùng được cả hai, không phải đăng nhập lại khi chuyển sang agent. Agent thêm vào sau — D-Agent cho DEV, B-Agent cho BA — sẽ chiếm một path segment mới trên cùng địa chỉ này.</w:t>
       </w:r>
     </w:p>
     <w:p>
